--- a/apertura_app/templates/pf/12-Formato Manifestación Cliente Sofisticado.docx
+++ b/apertura_app/templates/pf/12-Formato Manifestación Cliente Sofisticado.docx
@@ -3559,16 +3559,7 @@
           <w:sz w:val="18"/>
           <w:szCs w:val="18"/>
         </w:rPr>
-        <w:t xml:space="preserve">disponibilidad de información de los Valores y activos subyacentes, así como la </w:t>
-      </w:r>
-      <w:r>
-        <w:rPr>
-          <w:rFonts w:ascii="Arial" w:hAnsi="Arial" w:cs="Arial"/>
-          <w:sz w:val="18"/>
-          <w:szCs w:val="18"/>
-        </w:rPr>
-        <w:lastRenderedPageBreak/>
-        <w:t>dificultad para</w:t>
+        <w:t>disponibilidad de información de los Valores y activos subyacentes, así como la dificultad para</w:t>
       </w:r>
       <w:r>
         <w:rPr>
@@ -5922,7 +5913,29 @@
                               <w:sz w:val="16"/>
                               <w:szCs w:val="16"/>
                             </w:rPr>
-                            <w:t>{{ contrato }}</w:t>
+                            <w:t>{{ contrato</w:t>
+                          </w:r>
+                          <w:r>
+                            <w:rPr>
+                              <w:rFonts w:ascii="Arial" w:hAnsi="Arial" w:cs="Arial"/>
+                              <w:b/>
+                              <w:bCs/>
+                              <w:noProof/>
+                              <w:sz w:val="16"/>
+                              <w:szCs w:val="16"/>
+                            </w:rPr>
+                            <w:t>}}</w:t>
+                          </w:r>
+                          <w:r>
+                            <w:rPr>
+                              <w:rFonts w:ascii="Arial" w:hAnsi="Arial" w:cs="Arial"/>
+                              <w:b/>
+                              <w:bCs/>
+                              <w:noProof/>
+                              <w:sz w:val="16"/>
+                              <w:szCs w:val="16"/>
+                            </w:rPr>
+                            <w:t xml:space="preserve"> }}</w:t>
                           </w:r>
                           <w:r>
                             <w:rPr>
@@ -6007,7 +6020,29 @@
                         <w:sz w:val="16"/>
                         <w:szCs w:val="16"/>
                       </w:rPr>
-                      <w:t>{{ contrato }}</w:t>
+                      <w:t>{{ contrato</w:t>
+                    </w:r>
+                    <w:r>
+                      <w:rPr>
+                        <w:rFonts w:ascii="Arial" w:hAnsi="Arial" w:cs="Arial"/>
+                        <w:b/>
+                        <w:bCs/>
+                        <w:noProof/>
+                        <w:sz w:val="16"/>
+                        <w:szCs w:val="16"/>
+                      </w:rPr>
+                      <w:t>}}</w:t>
+                    </w:r>
+                    <w:r>
+                      <w:rPr>
+                        <w:rFonts w:ascii="Arial" w:hAnsi="Arial" w:cs="Arial"/>
+                        <w:b/>
+                        <w:bCs/>
+                        <w:noProof/>
+                        <w:sz w:val="16"/>
+                        <w:szCs w:val="16"/>
+                      </w:rPr>
+                      <w:t xml:space="preserve"> }}</w:t>
                     </w:r>
                     <w:r>
                       <w:rPr>

--- a/apertura_app/templates/pf/12-Formato Manifestación Cliente Sofisticado.docx
+++ b/apertura_app/templates/pf/12-Formato Manifestación Cliente Sofisticado.docx
@@ -5827,23 +5827,27 @@
     </w:pPr>
     <w:r>
       <w:rPr>
+        <w:rFonts w:eastAsiaTheme="minorHAnsi"/>
         <w:noProof/>
+        <w:sz w:val="24"/>
+        <w:szCs w:val="24"/>
+        <w:lang w:val="es-MX"/>
       </w:rPr>
       <mc:AlternateContent>
         <mc:Choice Requires="wps">
           <w:drawing>
-            <wp:anchor distT="0" distB="0" distL="114300" distR="114300" simplePos="0" relativeHeight="251668480" behindDoc="0" locked="0" layoutInCell="1" allowOverlap="1" wp14:anchorId="509D76E1" wp14:editId="5A5AE2A2">
+            <wp:anchor distT="0" distB="0" distL="114300" distR="114300" simplePos="0" relativeHeight="251669504" behindDoc="0" locked="0" layoutInCell="1" allowOverlap="1" wp14:anchorId="28DEB7C4" wp14:editId="579BC380">
               <wp:simplePos x="0" y="0"/>
-              <wp:positionH relativeFrom="column">
-                <wp:posOffset>5384800</wp:posOffset>
+              <wp:positionH relativeFrom="page">
+                <wp:posOffset>6513195</wp:posOffset>
               </wp:positionH>
-              <wp:positionV relativeFrom="paragraph">
-                <wp:posOffset>-144780</wp:posOffset>
+              <wp:positionV relativeFrom="page">
+                <wp:posOffset>318526</wp:posOffset>
               </wp:positionV>
-              <wp:extent cx="790575" cy="238125"/>
-              <wp:effectExtent l="0" t="0" r="0" b="0"/>
+              <wp:extent cx="914400" cy="297180"/>
+              <wp:effectExtent l="0" t="0" r="0" b="7620"/>
               <wp:wrapNone/>
-              <wp:docPr id="1397379442" name="Cuadro de texto 6"/>
+              <wp:docPr id="941598772" name="Cuadro de texto 7"/>
               <wp:cNvGraphicFramePr/>
               <a:graphic xmlns:a="http://schemas.openxmlformats.org/drawingml/2006/main">
                 <a:graphicData uri="http://schemas.microsoft.com/office/word/2010/wordprocessingShape">
@@ -5852,7 +5856,7 @@
                     <wps:spPr>
                       <a:xfrm>
                         <a:off x="0" y="0"/>
-                        <a:ext cx="790575" cy="238125"/>
+                        <a:ext cx="914400" cy="297180"/>
                       </a:xfrm>
                       <a:prstGeom prst="rect">
                         <a:avLst/>
@@ -5868,89 +5872,32 @@
                           <w:pPr>
                             <w:rPr>
                               <w:rFonts w:ascii="Arial" w:hAnsi="Arial" w:cs="Arial"/>
-                              <w:b/>
-                              <w:bCs/>
                               <w:sz w:val="16"/>
                               <w:szCs w:val="16"/>
                             </w:rPr>
                           </w:pPr>
+                          <w:proofErr w:type="gramStart"/>
                           <w:r>
                             <w:rPr>
                               <w:rFonts w:ascii="Arial" w:hAnsi="Arial" w:cs="Arial"/>
-                              <w:b/>
-                              <w:bCs/>
-                              <w:sz w:val="16"/>
-                              <w:szCs w:val="16"/>
-                            </w:rPr>
-                            <w:fldChar w:fldCharType="begin"/>
-                          </w:r>
-                          <w:r>
-                            <w:rPr>
-                              <w:rFonts w:ascii="Arial" w:hAnsi="Arial" w:cs="Arial"/>
-                              <w:b/>
-                              <w:bCs/>
-                              <w:sz w:val="16"/>
-                              <w:szCs w:val="16"/>
-                            </w:rPr>
-                            <w:instrText xml:space="preserve"> MERGEFIELD Contrato </w:instrText>
-                          </w:r>
-                          <w:r>
-                            <w:rPr>
-                              <w:rFonts w:ascii="Arial" w:hAnsi="Arial" w:cs="Arial"/>
-                              <w:b/>
-                              <w:bCs/>
-                              <w:sz w:val="16"/>
-                              <w:szCs w:val="16"/>
-                            </w:rPr>
-                            <w:fldChar w:fldCharType="separate"/>
-                          </w:r>
-                          <w:r>
-                            <w:rPr>
-                              <w:rFonts w:ascii="Arial" w:hAnsi="Arial" w:cs="Arial"/>
-                              <w:b/>
-                              <w:bCs/>
-                              <w:noProof/>
                               <w:sz w:val="16"/>
                               <w:szCs w:val="16"/>
                             </w:rPr>
                             <w:t>{{ contrato</w:t>
                           </w:r>
+                          <w:proofErr w:type="gramEnd"/>
                           <w:r>
                             <w:rPr>
                               <w:rFonts w:ascii="Arial" w:hAnsi="Arial" w:cs="Arial"/>
-                              <w:b/>
-                              <w:bCs/>
-                              <w:noProof/>
-                              <w:sz w:val="16"/>
-                              <w:szCs w:val="16"/>
-                            </w:rPr>
-                            <w:t>}}</w:t>
-                          </w:r>
-                          <w:r>
-                            <w:rPr>
-                              <w:rFonts w:ascii="Arial" w:hAnsi="Arial" w:cs="Arial"/>
-                              <w:b/>
-                              <w:bCs/>
-                              <w:noProof/>
                               <w:sz w:val="16"/>
                               <w:szCs w:val="16"/>
                             </w:rPr>
                             <w:t xml:space="preserve"> }}</w:t>
                           </w:r>
-                          <w:r>
-                            <w:rPr>
-                              <w:rFonts w:ascii="Arial" w:hAnsi="Arial" w:cs="Arial"/>
-                              <w:b/>
-                              <w:bCs/>
-                              <w:sz w:val="16"/>
-                              <w:szCs w:val="16"/>
-                            </w:rPr>
-                            <w:fldChar w:fldCharType="end"/>
-                          </w:r>
                         </w:p>
                       </w:txbxContent>
                     </wps:txbx>
-                    <wps:bodyPr rot="0" spcFirstLastPara="0" vertOverflow="overflow" horzOverflow="overflow" vert="horz" wrap="square" lIns="91440" tIns="45720" rIns="91440" bIns="45720" numCol="1" spcCol="0" rtlCol="0" fromWordArt="0" anchor="t" anchorCtr="0" forceAA="0" compatLnSpc="1">
+                    <wps:bodyPr rot="0" spcFirstLastPara="0" vertOverflow="clip" horzOverflow="clip" vert="horz" wrap="square" lIns="91440" tIns="45720" rIns="91440" bIns="45720" numCol="1" spcCol="0" rtlCol="0" fromWordArt="0" anchor="t" anchorCtr="0" forceAA="0" compatLnSpc="1">
                       <a:prstTxWarp prst="textNoShape">
                         <a:avLst/>
                       </a:prstTxWarp>
@@ -5959,104 +5906,54 @@
                   </wps:wsp>
                 </a:graphicData>
               </a:graphic>
+              <wp14:sizeRelH relativeFrom="page">
+                <wp14:pctWidth>0</wp14:pctWidth>
+              </wp14:sizeRelH>
+              <wp14:sizeRelV relativeFrom="page">
+                <wp14:pctHeight>0</wp14:pctHeight>
+              </wp14:sizeRelV>
             </wp:anchor>
           </w:drawing>
         </mc:Choice>
         <mc:Fallback>
           <w:pict>
-            <v:shapetype w14:anchorId="509D76E1" id="_x0000_t202" coordsize="21600,21600" o:spt="202" path="m,l,21600r21600,l21600,xe">
+            <v:shapetype w14:anchorId="28DEB7C4" id="_x0000_t202" coordsize="21600,21600" o:spt="202" path="m,l,21600r21600,l21600,xe">
               <v:stroke joinstyle="miter"/>
               <v:path gradientshapeok="t" o:connecttype="rect"/>
             </v:shapetype>
-            <v:shape id="Cuadro de texto 6" o:spid="_x0000_s1026" type="#_x0000_t202" style="position:absolute;margin-left:424pt;margin-top:-11.4pt;width:62.25pt;height:18.75pt;z-index:251668480;visibility:visible;mso-wrap-style:square;mso-wrap-distance-left:9pt;mso-wrap-distance-top:0;mso-wrap-distance-right:9pt;mso-wrap-distance-bottom:0;mso-position-horizontal:absolute;mso-position-horizontal-relative:text;mso-position-vertical:absolute;mso-position-vertical-relative:text;v-text-anchor:top" o:gfxdata="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" filled="f" stroked="f" strokeweight=".5pt">
+            <v:shape id="Cuadro de texto 7" o:spid="_x0000_s1026" type="#_x0000_t202" style="position:absolute;margin-left:512.85pt;margin-top:25.1pt;width:1in;height:23.4pt;z-index:251669504;visibility:visible;mso-wrap-style:square;mso-width-percent:0;mso-height-percent:0;mso-wrap-distance-left:9pt;mso-wrap-distance-top:0;mso-wrap-distance-right:9pt;mso-wrap-distance-bottom:0;mso-position-horizontal:absolute;mso-position-horizontal-relative:page;mso-position-vertical:absolute;mso-position-vertical-relative:page;mso-width-percent:0;mso-height-percent:0;mso-width-relative:page;mso-height-relative:page;v-text-anchor:top" o:gfxdata="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" filled="f" stroked="f" strokeweight=".5pt">
               <v:textbox>
                 <w:txbxContent>
                   <w:p>
                     <w:pPr>
                       <w:rPr>
                         <w:rFonts w:ascii="Arial" w:hAnsi="Arial" w:cs="Arial"/>
-                        <w:b/>
-                        <w:bCs/>
                         <w:sz w:val="16"/>
                         <w:szCs w:val="16"/>
                       </w:rPr>
                     </w:pPr>
+                    <w:proofErr w:type="gramStart"/>
                     <w:r>
                       <w:rPr>
                         <w:rFonts w:ascii="Arial" w:hAnsi="Arial" w:cs="Arial"/>
-                        <w:b/>
-                        <w:bCs/>
-                        <w:sz w:val="16"/>
-                        <w:szCs w:val="16"/>
-                      </w:rPr>
-                      <w:fldChar w:fldCharType="begin"/>
-                    </w:r>
-                    <w:r>
-                      <w:rPr>
-                        <w:rFonts w:ascii="Arial" w:hAnsi="Arial" w:cs="Arial"/>
-                        <w:b/>
-                        <w:bCs/>
-                        <w:sz w:val="16"/>
-                        <w:szCs w:val="16"/>
-                      </w:rPr>
-                      <w:instrText xml:space="preserve"> MERGEFIELD Contrato </w:instrText>
-                    </w:r>
-                    <w:r>
-                      <w:rPr>
-                        <w:rFonts w:ascii="Arial" w:hAnsi="Arial" w:cs="Arial"/>
-                        <w:b/>
-                        <w:bCs/>
-                        <w:sz w:val="16"/>
-                        <w:szCs w:val="16"/>
-                      </w:rPr>
-                      <w:fldChar w:fldCharType="separate"/>
-                    </w:r>
-                    <w:r>
-                      <w:rPr>
-                        <w:rFonts w:ascii="Arial" w:hAnsi="Arial" w:cs="Arial"/>
-                        <w:b/>
-                        <w:bCs/>
-                        <w:noProof/>
                         <w:sz w:val="16"/>
                         <w:szCs w:val="16"/>
                       </w:rPr>
                       <w:t>{{ contrato</w:t>
                     </w:r>
+                    <w:proofErr w:type="gramEnd"/>
                     <w:r>
                       <w:rPr>
                         <w:rFonts w:ascii="Arial" w:hAnsi="Arial" w:cs="Arial"/>
-                        <w:b/>
-                        <w:bCs/>
-                        <w:noProof/>
-                        <w:sz w:val="16"/>
-                        <w:szCs w:val="16"/>
-                      </w:rPr>
-                      <w:t>}}</w:t>
-                    </w:r>
-                    <w:r>
-                      <w:rPr>
-                        <w:rFonts w:ascii="Arial" w:hAnsi="Arial" w:cs="Arial"/>
-                        <w:b/>
-                        <w:bCs/>
-                        <w:noProof/>
                         <w:sz w:val="16"/>
                         <w:szCs w:val="16"/>
                       </w:rPr>
                       <w:t xml:space="preserve"> }}</w:t>
                     </w:r>
-                    <w:r>
-                      <w:rPr>
-                        <w:rFonts w:ascii="Arial" w:hAnsi="Arial" w:cs="Arial"/>
-                        <w:b/>
-                        <w:bCs/>
-                        <w:sz w:val="16"/>
-                        <w:szCs w:val="16"/>
-                      </w:rPr>
-                      <w:fldChar w:fldCharType="end"/>
-                    </w:r>
                   </w:p>
                 </w:txbxContent>
               </v:textbox>
+              <w10:wrap anchorx="page" anchory="page"/>
             </v:shape>
           </w:pict>
         </mc:Fallback>
@@ -6067,7 +5964,7 @@
         <w:noProof/>
       </w:rPr>
       <w:drawing>
-        <wp:anchor distT="0" distB="0" distL="114300" distR="114300" simplePos="0" relativeHeight="251667456" behindDoc="0" locked="0" layoutInCell="1" allowOverlap="1" wp14:anchorId="133D1D8F" wp14:editId="74A5C141">
+        <wp:anchor distT="0" distB="0" distL="114300" distR="114300" simplePos="0" relativeHeight="251667456" behindDoc="0" locked="0" layoutInCell="1" allowOverlap="1" wp14:anchorId="133D1D8F" wp14:editId="027C3E8D">
           <wp:simplePos x="0" y="0"/>
           <wp:positionH relativeFrom="page">
             <wp:align>right</wp:align>
@@ -6133,7 +6030,7 @@
       <mc:AlternateContent>
         <mc:Choice Requires="wps">
           <w:drawing>
-            <wp:anchor distT="0" distB="0" distL="114300" distR="114300" simplePos="0" relativeHeight="251666432" behindDoc="0" locked="0" layoutInCell="1" allowOverlap="1" wp14:anchorId="6F900C2A" wp14:editId="1977DF73">
+            <wp:anchor distT="0" distB="0" distL="114300" distR="114300" simplePos="0" relativeHeight="251666432" behindDoc="0" locked="0" layoutInCell="1" allowOverlap="1" wp14:anchorId="6F900C2A" wp14:editId="45726A6E">
               <wp:simplePos x="0" y="0"/>
               <wp:positionH relativeFrom="column">
                 <wp:posOffset>4860925</wp:posOffset>
